--- a/docs/AXA-Motor-Claims-Questions-and-Costs-v0.5.docx
+++ b/docs/AXA-Motor-Claims-Questions-and-Costs-v0.5.docx
@@ -2906,7 +2906,13 @@
       </w:pPr>
       <w:r>
         <w:rPr/>
-        <w:t>These are not NEXT3 questions. Each one is a choice about how the application should behave, and each changes how long it takes to build. A recommendation is given for all three; confirming or overriding them is what is needed.</w:t>
+        <w:t xml:space="preserve">These are not NEXT3 questions. Each one concerns how the application behaves, and each affects how long it takes to build. </w:t>
+      </w:r>
+      <w:r>
+        <w:rPr>
+          <w:b/>
+        </w:rPr>
+        <w:t>The intended approach is stated for all three — what is needed is confirmation, or an instruction to change it.</w:t>
       </w:r>
     </w:p>
     <w:tbl>
@@ -3164,21 +3170,17 @@
               <w:rPr>
                 <w:b/>
               </w:rPr>
-              <w:t>What should happen when there is no mobile coverage?</w:t>
-            </w:r>
-            <w:r>
-              <w:rPr/>
-              <w:t xml:space="preserve"> Accidents happen on roads with no signal, so this is normal rather than exceptional. My recommendation: the expert and garage capture flows work offline — photographs, voice notes and form entries are held on the device and </w:t>
+              <w:t>Offline capture is not included in this phase.</w:t>
+            </w:r>
+            <w:r>
+              <w:rPr/>
+              <w:t xml:space="preserve"> The application needs a data connection at the point of submission. </w:t>
             </w:r>
             <w:r>
               <w:rPr>
                 <w:b/>
               </w:rPr>
-              <w:t>upload automatically once the connection returns</w:t>
-            </w:r>
-            <w:r>
-              <w:rPr/>
-              <w:t>, with a visible indicator of what is still pending. Everything else (searching NEXT3, claim officer approval) requires a connection by nature. Is that the behaviour AXA expects?</w:t>
+              <w:t>Please confirm whether offline capture is a requirement.</w:t>
             </w:r>
           </w:p>
         </w:tc>
@@ -3198,24 +3200,18 @@
               <w:rPr/>
             </w:pPr>
             <w:r>
+              <w:rPr/>
+              <w:t xml:space="preserve">Not in the BRD and not in the current plan or price. If it is a requirement it is approximately </w:t>
+            </w:r>
+            <w:r>
               <w:rPr>
                 <w:b/>
               </w:rPr>
-              <w:t>Offline capture is not in the current plan and is not in the BRD.</w:t>
-            </w:r>
-            <w:r>
-              <w:rPr/>
-              <w:t xml:space="preserve"> It is genuinely needed in the field, and it is far cheaper to design in from the start than to retrofit. Adding it is approximately </w:t>
-            </w:r>
-            <w:r>
-              <w:rPr>
-                <w:b/>
-              </w:rPr>
               <w:t>one additional week</w:t>
             </w:r>
             <w:r>
               <w:rPr/>
-              <w:t>. If AXA wants it, it should be agreed now; if not, the limitation should be recorded so nobody is surprised.</w:t>
+              <w:t xml:space="preserve"> and needs to be quoted — and it is materially cheaper designed in now than retrofitted later.</w:t>
             </w:r>
           </w:p>
         </w:tc>
@@ -3262,7 +3258,7 @@
               <w:rPr>
                 <w:b/>
               </w:rPr>
-              <w:t>The clarity check on photographs and voice notes — automatic or manual?</w:t>
+              <w:t>The clarity check — this is the approach; please confirm it satisfies the requirement.</w:t>
             </w:r>
             <w:r>
               <w:rPr/>
@@ -3276,27 +3272,37 @@
             </w:r>
             <w:r>
               <w:rPr/>
-              <w:t xml:space="preserve">. My recommendation is an </w:t>
+              <w:t xml:space="preserve">. The application checks </w:t>
             </w:r>
             <w:r>
               <w:rPr>
                 <w:b/>
               </w:rPr>
-              <w:t>automatic check on the device</w:t>
-            </w:r>
-            <w:r>
-              <w:rPr/>
-              <w:t xml:space="preserve">: the application measures resolution and sharpness as the photograph is taken, warns immediately if it is too dark, blurred or too small, and offers a retake. It is fast, needs no connection, and costs the user nothing. It is </w:t>
+              <w:t>each photograph on the device as it is taken</w:t>
+            </w:r>
+            <w:r>
+              <w:rPr/>
+              <w:t xml:space="preserve"> — resolution and sharpness — and immediately warns and offers a retake if it is too small, too dark or blurred. Voice notes are confirmed by </w:t>
             </w:r>
             <w:r>
               <w:rPr>
                 <w:b/>
               </w:rPr>
+              <w:t>playback before sending</w:t>
+            </w:r>
+            <w:r>
+              <w:rPr/>
+              <w:t xml:space="preserve">. This is a practical technical check: it does </w:t>
+            </w:r>
+            <w:r>
+              <w:rPr>
+                <w:b/>
+              </w:rPr>
               <w:t>not</w:t>
             </w:r>
             <w:r>
               <w:rPr/>
-              <w:t xml:space="preserve"> artificial-intelligence image assessment, and it does not judge whether the right thing was photographed.</w:t>
+              <w:t xml:space="preserve"> judge whether the right subject was photographed.</w:t>
             </w:r>
           </w:p>
         </w:tc>
@@ -3316,37 +3322,37 @@
             </w:pPr>
             <w:r>
               <w:rPr/>
-              <w:t xml:space="preserve">The recommended check is </w:t>
+              <w:t xml:space="preserve">This is the approach allowed for in the estimate. Two things are </w:t>
             </w:r>
             <w:r>
               <w:rPr>
                 <w:b/>
               </w:rPr>
-              <w:t>about half a day</w:t>
-            </w:r>
-            <w:r>
-              <w:rPr/>
-              <w:t xml:space="preserve"> of work and is already allowed for. A reviewer-based manual check would mean building a review queue and a rejection loop — a different feature. Automated assessment of image </w:t>
-            </w:r>
-            <w:r>
-              <w:rPr>
-                <w:i/>
-              </w:rPr>
-              <w:t>content</w:t>
-            </w:r>
-            <w:r>
-              <w:rPr/>
-              <w:t xml:space="preserve"> (is this actually the damaged car?) is a machine-learning problem and is </w:t>
+              <w:t>not</w:t>
+            </w:r>
+            <w:r>
+              <w:rPr/>
+              <w:t xml:space="preserve"> included and would each need separate scoping and quoting: a </w:t>
             </w:r>
             <w:r>
               <w:rPr>
                 <w:b/>
               </w:rPr>
-              <w:t>not included at any price in this phase</w:t>
-            </w:r>
-            <w:r>
-              <w:rPr/>
-              <w:t>.</w:t>
+              <w:t>reviewer-based manual check</w:t>
+            </w:r>
+            <w:r>
+              <w:rPr/>
+              <w:t xml:space="preserve">, which means a review queue and a rejection loop rather than an instant retake; and </w:t>
+            </w:r>
+            <w:r>
+              <w:rPr>
+                <w:b/>
+              </w:rPr>
+              <w:t>automated assessment of image content</w:t>
+            </w:r>
+            <w:r>
+              <w:rPr/>
+              <w:t xml:space="preserve"> (is this actually the damaged car?), which is a machine-learning problem.</w:t>
             </w:r>
           </w:p>
         </w:tc>
